--- a/example_articles/race_ethnicity/Black or African American/1.race_ethnicity_Black or African American_New_York_Times.docx
+++ b/example_articles/race_ethnicity/Black or African American/1.race_ethnicity_Black or African American_New_York_Times.docx
@@ -32,12 +32,12 @@
     </w:p>
     <w:p>
       <w:r>
-        <w:t>Extracted race/ethnicity: Black or African American</w:t>
+        <w:t>Raw race_ethnicity result: Black or African American</w:t>
       </w:r>
     </w:p>
     <w:p>
       <w:r>
-        <w:t>Race/Ethnicity (Standardized): Black or African American</w:t>
+        <w:t>race_ethnicity_stand_flat (Standardized): Black or African American</w:t>
       </w:r>
     </w:p>
     <w:p>

--- a/example_articles/race_ethnicity/Black or African American/1.race_ethnicity_Black or African American_New_York_Times.docx
+++ b/example_articles/race_ethnicity/Black or African American/1.race_ethnicity_Black or African American_New_York_Times.docx
@@ -27,17 +27,17 @@
     </w:p>
     <w:p>
       <w:r>
-        <w:t>Source File: NYT/34.DOCX</w:t>
+        <w:t>Source file: NYT/34.DOCX</w:t>
       </w:r>
     </w:p>
     <w:p>
       <w:r>
-        <w:t>Raw race_ethnicity result: Black or African American</w:t>
+        <w:t>Raw race ethnicity result, 'race_ethnicity': Black or African American</w:t>
       </w:r>
     </w:p>
     <w:p>
       <w:r>
-        <w:t>race_ethnicity_stand_flat (Standardized): Black or African American</w:t>
+        <w:t>Standardized race ethnicity result, 'race_ethnicity_stand_flat': Black or African American</w:t>
       </w:r>
     </w:p>
     <w:p>

--- a/example_articles/race_ethnicity/Black or African American/1.race_ethnicity_Black or African American_New_York_Times.docx
+++ b/example_articles/race_ethnicity/Black or African American/1.race_ethnicity_Black or African American_New_York_Times.docx
@@ -7,7 +7,7 @@
         <w:pStyle w:val="Heading1"/>
       </w:pPr>
       <w:r>
-        <w:t>Sculptures Are Changing the Look of Barcelona</w:t>
+        <w:t>Stirring a Debate on Breaking Racism's Shackles</w:t>
       </w:r>
     </w:p>
     <w:p>
@@ -17,17 +17,17 @@
     </w:p>
     <w:p>
       <w:r>
-        <w:t>Date: 1990-09-04</w:t>
+        <w:t>Date: 1990-05-30</w:t>
       </w:r>
     </w:p>
     <w:p>
       <w:r>
-        <w:t>Section: Section C; Page 13, Column 1; Cultural Desk</w:t>
+        <w:t>Section: Section A; Page 18, Column 1; National Desk</w:t>
       </w:r>
     </w:p>
     <w:p>
       <w:r>
-        <w:t>Source file: NYT/34.DOCX</w:t>
+        <w:t>Source file: NYT/42.DOCX</w:t>
       </w:r>
     </w:p>
     <w:p>
@@ -49,71 +49,75 @@
     </w:p>
     <w:p>
       <w:r>
-        <w:t>As a striking exception to its practice of commissioning works, the city recently purchased a 21-foot-long whimsical cat by Fernando Botero.</w:t>
+        <w:t>Among those who have read or heard his views on race, it is very hard to find anyone, black or white, with a neutral reaction to Shelby Steele.</w:t>
         <w:br/>
-        <w:t>''It's kind of astonishing, isn't it?'' Ms. Pepper said in an interview. ''There is more energy in this place than any other place I've ever known.'' She herself is close to completing two companion sculptures: a peaked mass covered in ceramic, and an elegant spiral of trees lined with smaller ceramic masses that double as benches.</w:t>
+        <w:t>To many whites and conservative blacks, Mr. Steele has given eloquent voice to painful truths that are almost always left unspoken in the nation's circumscribed public discourse on race. To many black politicians and civil rights figures, he is a turncoat, a privileged black man whose visibility and success stem from his ability to say precisely what white America most wants to hear.</w:t>
         <w:br/>
-        <w:t>Art History With a Twist</w:t>
+        <w:t>No matter what the reaction, it is clear that Mr. Steele, whose criticism of affirmative action and much of what is usually thought to be the black agenda has gained increasing visibility over the past year, now finds himself at the heart of the nation's increasing anguish over race and the traditional approaches to dealing with the issue.</w:t>
         <w:br/>
-        <w:t>The program in part reflects the sensitivities of this port city. Barcelona and its region, Catalonia, were one of Europe's greatest centers of medieval art and architecture. At the turn of the century, it was a center of Art Nouveau. The young Pablo Picasso found inspiration in a brothel here and painted ''Les Demoiselles d'Avignon,'' setting the stage for Cubism and changing art history forever. Other of the region's contributions to modern art include Miro and Salvador Dali.</w:t>
+        <w:t>''The interest is there for one reason that's obvious to everybody,'' said Mr. Steele, whose closely cropped hair, blue blazer, olive slacks, burgundy pin-striped shirt and black tie reflect the button-down cool of his essays. ''As we have come to experience more opportunity in American life, we have fallen further behind. It's one of the biggest sociological contradictions of late 20th century life. It's clear that whatever we're doing isn't working, and I think the audience is there because people on both sides of the racial divide understand what I'm saying.''</w:t>
         <w:br/>
-        <w:t>And all of it was done with - or perhaps because of - a Catalan twist. The region fights fiercely to maintain its language, its culture and its political autonomy inside Spain.</w:t>
+        <w:t>Bursting From Obscurity</w:t>
         <w:br/>
-        <w:t>''They're not doing this for tourism,'' Ms. Pepper said. ''They're doing it for civic pride. There is a whole other feeling about art here.''</w:t>
+        <w:t>Over the past year, Mr. Steele has gone from being an obscure English professor at San Jose State University to an almost ubiquitous commentator on race. He shows up on television news programs like ''Nightline,'' has produced a public-television documentary on the Yusuf K. Hawkins killing in the Bensonhurt section of Brooklyn and has been published in Harper's, The American Scholar, The Washington Post, The New York Times Magazine and Commentary. A collection of his essays on race is to be published later this year.</w:t>
         <w:br/>
-        <w:t>But behind the program, too, has been a bold theory of urban planning. Since 1979, two successive Socialist city administrations dominated by young intellectuals and architects have turned away from a traditional planning emphasis on grand sociological and engineering schemes to focus on a potpourri of projects intended to revive neighborhood identity and street life. Forty years of economic hardship and a fascist fetish for organization under Franco had sapped the communal street life that is the lifeblood of any thriving city, and particularly a Mediterranean one. The Franco years imposed a dense ring of dreary blue-collar apartment blocks that were choking the city.</w:t>
+        <w:t>Mr. Steele's arguments, which in some ways mirror those made for a decade by black conservatives, is more complicated than the point-counterpoint to which it is often reduced on television. It boils down to the assertion that while racism still exists, it is not what is holding back America's black people. Instead, Mr. Steele asserts, the specter of racism has become a crippling fixation of blacks, a way not just to excuse failures but to avoid dealing with real problems.</w:t>
+        <w:br/>
+        <w:t>He says this sense of victimization has led blacks to rely on programs like affirmative action that both stem from and perpetuate their sense of being victims. And he says the insistence on black victimization and white guilt sets in motion a never-ending, and ultimately futile, interracial battle in which attaining a moral high ground counts for more than achieving results.</w:t>
+        <w:br/>
+        <w:t>''This leaves us with an identity that is at war with our best interests, that magnifies our oppression and diminishes our sense of possiblity,'' he wrote in the May issue of Harper's, Expressions of Bitterness Many blacks react angrily to Mr. Steele and his visibility in the mainstream news media. A review of his documentary on Bensonhurst in The Village Voice lambasted what it termed his ''enfeebled and handwringing apologias for the state of American racial discourse.'' Julian Bond, the civil rights figure and former Georgia State Senator, responded to one of Mr. Steele's essays in Harper's by saying it could have been written 30 years ago by Bull Connor or George Wallace.</w:t>
+        <w:br/>
+        <w:t>Critics say he shows no grasp of the problems of the inner city poor and instead shines a harsh light on elements of the psyches of American blacks without offering solutions other than a vague call for self-help.</w:t>
+        <w:br/>
+        <w:t>''I just think the guy's off the wall, really,'' said Representative John Lewis, a black Democrat from Georgia who is a longtime civil rights leader. ''There are these people, Steele in particular, sitting in their ivory towers far removed from the problems of poor, downtrodden black Americans. He's one of those who feels very comfortable articulating the position that the victim is responsible for his own situation.''</w:t>
         <w:br/>
         <w:t xml:space="preserve"> </w:t>
         <w:br/>
-        <w:t>'A New Democracy'</w:t>
+        <w:t>'A Superb Scholar'</w:t>
         <w:br/>
-        <w:t>The centerpieces of the new plan are the more than 150 plazas and a dozen new parks, designed by the Socialists' first planning czar, Oriol Bohigas, and carried out by his successor, Josep Antoni Acebillo. The sculptures were introduced, Mr. Bohigas said, to give dignity to these public spaces, most of them in working-class neighborhoods.</w:t>
+        <w:t>But not all Mr. Steele's approval comes from whites. Although it is hard to find evidence of conservative political strength among blacks, Mr. Steele is only one of a number of black writers and thinkers who in different ways break sharply with the view of race found in the traditional civil rights movement. These include the economists Glenn Loury of Harvard University, Thomas Sowell of the Hoover Institution and Walter Williams of George Mason University; the writer Stanley Crouch, and other academics like Julius Lester of the University of Massachusetts and Anne Wortham of Washington and Lee University.</w:t>
         <w:br/>
-        <w:t>''It's a new type of urban planning for a new democracy,'' he said, adding that other European cities, like Paris and Berlin, are moving toward similar planning approaches.</w:t>
+        <w:t>''I think he's a superb scholar, he's thoughtful, he writes well, he's honest, he's a breath of fresh air,'' said Robert Woodson, the director of the National Center for Neighborhood Enterprise in Washington who is black. ''Some of us have been saying the same things for years, and we're just pleased that someone who challenges the traditional wisdom can get a hearing.''</w:t>
         <w:br/>
-        <w:t>That so many renowned artists were included, however, was serendipitous. On a visit to New York in the early 1980's, Barcelona's first Socialist Mayor, Narcis Serra, who was in his 30's, spent a night of art, dinner and punk rock in SoHo with Mr. Corbero, the Catalan sculptor, and several American sculptors. Mayor Serra came away inspired with the possibilities. Mr. Corbero and Mr. Hellman soon became volunteer go-betweens in finding the artists.</w:t>
+        <w:t>Mr. Steele, who is 44 years old, grew up in the working-class Chicago suburb of Phoenix. His father, a truck driver, and his mother, a social worker, were devoted to the civil rights movement. He attended Coe College in Iowa, where his heroes included Malcolm X. He headed the black student organization at the height of the black power movement.</w:t>
+        <w:br/>
+        <w:t>But after teaching Afro-American literature at an experimental program for poor blacks in East St. Louis, Ill., he pursued a conventional academic career, eventually getting a Ph.D. in English from the University of Utah and going on to teach at San Jose State.</w:t>
         <w:br/>
         <w:t xml:space="preserve"> </w:t>
         <w:br/>
-        <w:t>Freedom From Cost</w:t>
+        <w:t>Dislikes Affirmative Action</w:t>
         <w:br/>
-        <w:t>The response by sculptors has been overwhelming. They are paid $20,000, far less than some of them usually command. But their expenses for travel, materials and labor - more than $1 million in some cases - are paid for. Moreover, they say they rejoice in their artistic freedom and in the chance to share in the rebirth of Barcelona and Spanish democracy.</w:t>
+        <w:t>As Mr. Steele tells it, he began writing on race after he was annoyed by a 1986 radio broadcast on the holiday for the Rev. Dr. Martin Luther King Jr. in which a black leader was espousing what Mr. Steele considered the cliches of the civil rights movement.</w:t>
         <w:br/>
-        <w:t>''You're not well paid, but you're well gratified,'' Mr. Corbero said in an interview.</w:t>
+        <w:t>Mr. Steele says he had not read any of the black conservatives when he began writing on race, and he clearly has both similarities and differences with them. He does not hew to a doctrinaire hostility to government programs. He says many of the programs, particularly those that derive from racial preferences, do not work. He says affirmative action, for example, diminishes the achievements of blacks, whose gains are tainted by the appearance of favoritism, and creates resentment among whites.</w:t>
         <w:br/>
-        <w:t>Under the city's current Mayor, Pascual Maragall, another Socialist intellectual, the program still has no budget and no formal screening commission. Mr. Acebillo, the current planner, makes the decisions. The money, taken from different city budgets as needed, is often said to come from what city officials call the ''disaster budget'' - a fund to undo what Franco did to the city.</w:t>
+        <w:t>Mr. Steele's writing ventures onto perhaps its most emotionally charged turf when he deals with what he sees as a widespread sense of inadequacy among blacks when they enter the economic and social mainstream. He says that feeling plays out in a number of ways:self-enforced separatism by black students on white campuses; an avoidance of many forms of intellectual and academic competition by blacks who fear it is more dangerous to try and fail than not to try at all.</w:t>
         <w:br/>
-        <w:t>''There are no bureaucratic problems,'' Ms. Pepper said. ''In most cities, the contracts are so complicated that you feel boxed in. You become a contractor more than an artist. Here, it's been exactly like working for a private collector, only better: there are many more people who can see and share your work.''</w:t>
+        <w:t>He said this is a bitter legacy of 350 years of oppression that whites as well as blacks have a responsibility to change. But he said it did blacks no good to ignore their real fears and blame racism for all their failings.</w:t>
         <w:br/>
-        <w:t>Such informality has its drawbacks. Some sculptures have been damaged or soiled because of poor maintenance, though the city has moved to rectify that.</w:t>
+        <w:t>''Blacks have tremendous possibilities if they know what they're up against'' he said. ''But if you think you're just up against white racism and you're just a total victim of it, then you can't do anything except be mad.'' Too Far Removed?  To his critics, Mr. Steele's message is at best hopelessly oversimplified and at worst deeply harmful. They say it gives whites more reasons not to finance social programs at a time of already scarce resources. Many say Mr. Steele, as a college professor whose wife, Rita, a psychologist, is white, is simply too far removed from the problems faced by most blacks.</w:t>
+        <w:br/>
+        <w:t>Adolph Reed, a black political science professor at Yale University, said Mr. Steele's criticism of affirmative action, for example, made much less sense when applied to programs for working-class blacks.</w:t>
+        <w:br/>
+        <w:t>Eddie N. Williams, president of the Joint Center for Political and Economic Studies, a black research organization, said Mr. Steele's apparent indifference to most government programs seemed to deny blacks the government assistance every other group in America has been able to use. He added that the problems of the black poor reflected not the failure of government intervention, but an insufficient moral or financial commitment to make the programs work.</w:t>
+        <w:br/>
+        <w:t>Between the two poles are some blacks who say Mr. Steele has some valid viewpoints that are diminished by a racial naivete.</w:t>
         <w:br/>
         <w:t xml:space="preserve"> </w:t>
         <w:br/>
-        <w:t>Toward a More Scenic City</w:t>
+        <w:t>Points of Agreement</w:t>
         <w:br/>
-        <w:t>Some of the more spectacular sculptures in working-class neighborhoods today include Mr. Hunt's ''Rites of Spring,'' a sinuous and sensuously draped metal standing figure. The statue, cozily surrounded by brick arches left from a work shed, is at one end of the dramatically landscaped Parc del Clot, a former railroad yard.</w:t>
+        <w:t>''He's big on personal responsibility; he's right,'' said Cornel West, a religion professor and head of the Afro-American studies program at Princeton University. ''He's big on struggling with the badge of inferiority; he's right. He's big on the impact of the quest for white validation and recognition and the difficulty of achieving that by means of affirmative action; he's right. But he trivializes these very valuable insights when he overlooks the degree to which so much of the responsibility also falls on the side on the white, skewed, limited and usually racist perceptions that dictate the quest for black acceptance.''</w:t>
         <w:br/>
-        <w:t>Mr. Chillida's ''Eulogy to Water,'' a huge four-fingered steel vise, is suspended over a swimming pool in Parc de la Creueta del Coll, a former rock quarry. One of Mr. Kelly's three sculptures, a tall flat-faced totem, stands nearby. His other two pieces, an aluminum- colored totem and a brown metal wedge, stand like two rocks in the Parc de la Pegaso, the former site of a truck factory.</w:t>
+        <w:t>Still, some critics as well as friends agree that Mr. Steele may contribute something positive if he helps foster a more honest debate on racial issues.</w:t>
         <w:br/>
-        <w:t>Miro's ''Woman and Bird,'' a tall, gawky polychrome figure, is reflected in a pond on the edge of Parc de L'Escorxador, formerly the site of a slaughterhouse.</w:t>
+        <w:t>''There's a shrouded quality to our public discourse on racial subjects,'' said Mr. Loury. ''A lot of stuff doesn't get said that people are really thinking. Whites don't want to get called racists. Blacks don't want to be called disloyal. As a result, a genuine critical discourse where a lot of different ideas get put on the table and bandied about never really happens.''</w:t>
         <w:br/>
-        <w:t>El Parc de L'Espanya Industrial was the site of a textile factory. At one end of it today is the gigantic playful steel ''Dragon of St. George'' by Andres Nagel. It serves as a children's slide into a pool. The far end of the park is more formal, graced by Mr. Caro's abstract sculpture and a steel one by Pablo Palazuelo that resembles a house.</w:t>
+        <w:t>Mr. Steele says he is aware of both the pain his writing evokes and the questions it leaves unanswered.</w:t>
         <w:br/>
-        <w:t>Mr. Tapies's ''Homage to Picasso'' sits on Passeig de Picasso, a new boulevard created out of a downtown street that had been sliding into tawdry oblivion. The sculpture is a large glass cube with water pouring down its sides. Inside are random pieces of furniture and canvas alluding to Picasso's nonconformity.</w:t>
+        <w:t>''James Baldwin used to talk about that a great deal, that one of the real pitfalls of black writers is that they feel they have to speak for all of black America and have all the answers to enormous problems,'' he said.</w:t>
         <w:br/>
-        <w:t>Richard Serra incorporated an existing palm tree into his work, which includes two concentric concrete walls and a leaning erector-set tower that together make a Minimalist design out of the rehabilitated Placa de la Palmera.</w:t>
-        <w:br/>
-        <w:t xml:space="preserve"> </w:t>
-        <w:br/>
-        <w:t>A String of Outdoor Museums</w:t>
-        <w:br/>
-        <w:t>In almost every instance, the sculptors have chosen their parks or plazas and worked closely with their architects to insure an integral design. Some of the early plazas were criticized for lacking greenery, which the later ones usually include.</w:t>
-        <w:br/>
-        <w:t>Taken together, the pieces form a sort of outdoor museum of late-20th- century work. They add to an already rich heritage of sculpture from earlier eras around the city.</w:t>
-        <w:br/>
-        <w:t>Barcelona, which will be host to the 1992 Summer Olympics, is also in the midst of a flurry of new construction. Some of the newer sculptures, like those by Mr. Botero, Mr. Lichtenstein and Mr. Oldenburg, are being placed in Olympic-related areas. But officials emphasize that the sculpture program is independent, growing out of something deeper in the Catalan soul.</w:t>
-        <w:br/>
-        <w:t>That something is reflected in the sculptures' popularity. When Mr. Corbero's enchanting group of marble moons and shapes on an island in a pond was unveiled, he expected the normal small group of art lovers and officials. Nearly 30,000 people came. His eyes watered, he said.</w:t>
+        <w:t>''I try to avoid that trap. I know I don't have all the answers, but I try to write what I know. Some people say I shine a harsh light on difficult problems. But I never shine a light on anything I haven't experienced or write about fears I don't see in myself first. I'm my own first target. I spill my own blood first.''</w:t>
         <w:br/>
         <w:br/>
         <w:t>Graphic</w:t>
@@ -121,7 +125,7 @@
         <w:br/>
         <w:t xml:space="preserve"> </w:t>
         <w:br/>
-        <w:t>Photos: ''Dragon of St. George,'' a steel sculpture by Andres Nagel, at El Parc de L'Espanya Industrial in Barcelona. (pg. C13); ''Woman and Bird,'' a sculpture by Joan Miro in Parc de L'Escor-xador in Barcelona. (pg. C14) (Edward Schumacher for The New York Times)</w:t>
+        <w:t>Photo: Shelby Steele at his home in San Jose, Calif. (Terrence McCarthy for The New York Times)</w:t>
       </w:r>
     </w:p>
     <w:sectPr>

--- a/example_articles/race_ethnicity/Black or African American/1.race_ethnicity_Black or African American_New_York_Times.docx
+++ b/example_articles/race_ethnicity/Black or African American/1.race_ethnicity_Black or African American_New_York_Times.docx
@@ -7,7 +7,7 @@
         <w:pStyle w:val="Heading1"/>
       </w:pPr>
       <w:r>
-        <w:t>Stirring a Debate on Breaking Racism's Shackles</w:t>
+        <w:t>Ship Is Traced to Horrors Of Slavery's Final Years</w:t>
       </w:r>
     </w:p>
     <w:p>
@@ -17,17 +17,17 @@
     </w:p>
     <w:p>
       <w:r>
-        <w:t>Date: 1990-05-30</w:t>
+        <w:t>Date: 2019-05-24</w:t>
       </w:r>
     </w:p>
     <w:p>
       <w:r>
-        <w:t>Section: Section A; Page 18, Column 1; National Desk</w:t>
+        <w:t>Section: Section A; Column 0; National Desk; Pg. 20</w:t>
       </w:r>
     </w:p>
     <w:p>
       <w:r>
-        <w:t>Source file: NYT/42.DOCX</w:t>
+        <w:t>Source file: NYT/19.DOCX</w:t>
       </w:r>
     </w:p>
     <w:p>
@@ -49,75 +49,66 @@
     </w:p>
     <w:p>
       <w:r>
-        <w:t>Among those who have read or heard his views on race, it is very hard to find anyone, black or white, with a neutral reaction to Shelby Steele.</w:t>
+        <w:t>Over the years, the hunt for the remains of the last ship known to have brought enslaved people into the United States has been fraught with a mix of tumult and hope.</w:t>
         <w:br/>
-        <w:t>To many whites and conservative blacks, Mr. Steele has given eloquent voice to painful truths that are almost always left unspoken in the nation's circumscribed public discourse on race. To many black politicians and civil rights figures, he is a turncoat, a privileged black man whose visibility and success stem from his ability to say precisely what white America most wants to hear.</w:t>
+        <w:t xml:space="preserve">There was a discovery last year of wreckage that, after much excitement and international headlines, was determined a false alarm. Hopes were raised, then dashed, then raised again -- not only among marine archaeologists, but also among the descendants of the ship's human cargo, many of whom make their homes in a tiny South Alabama community called Africatown. </w:t>
         <w:br/>
-        <w:t>No matter what the reaction, it is clear that Mr. Steele, whose criticism of affirmative action and much of what is usually thought to be the black agenda has gained increasing visibility over the past year, now finds himself at the heart of the nation's increasing anguish over race and the traditional approaches to dealing with the issue.</w:t>
+        <w:t xml:space="preserve">  Then, on Wednesday, came an announcement from the Alabama Historical Commission: Another shipwreck, one of many marooned under a muddy stretch of the Mobile River, was almost certainly the Clotilda, a wooden vessel of horrors that carried 110 Africans to the United States in 1860, more than a half-century after the importation of slaves was declared illegal.</w:t>
         <w:br/>
-        <w:t>''The interest is there for one reason that's obvious to everybody,'' said Mr. Steele, whose closely cropped hair, blue blazer, olive slacks, burgundy pin-striped shirt and black tie reflect the button-down cool of his essays. ''As we have come to experience more opportunity in American life, we have fallen further behind. It's one of the biggest sociological contradictions of late 20th century life. It's clear that whatever we're doing isn't working, and I think the audience is there because people on both sides of the racial divide understand what I'm saying.''</w:t>
+        <w:t xml:space="preserve">  The find, historians said, revives a story of unspeakable cruelty, but also the story of a people who somehow survived this indignity and many others like it.</w:t>
         <w:br/>
-        <w:t>Bursting From Obscurity</w:t>
+        <w:t xml:space="preserve">  The last voyage of the Clotilda, from Benin, Africa, to Mobile Bay, Ala., ''represented one of the darkest eras of modern history,'' Lisa Demetropoulos Jones, the commission's executive director, said in a statement.</w:t>
         <w:br/>
-        <w:t>Over the past year, Mr. Steele has gone from being an obscure English professor at San Jose State University to an almost ubiquitous commentator on race. He shows up on television news programs like ''Nightline,'' has produced a public-television documentary on the Yusuf K. Hawkins killing in the Bensonhurt section of Brooklyn and has been published in Harper's, The American Scholar, The Washington Post, The New York Times Magazine and Commentary. A collection of his essays on race is to be published later this year.</w:t>
+        <w:t xml:space="preserve">  ''This new discovery brings the tragedy of slavery into focus while witnessing the triumph and resilience of the human spirit in overcoming the horrific crime that led to the establishment of Africatown,'' she continued.</w:t>
         <w:br/>
-        <w:t>Mr. Steele's arguments, which in some ways mirror those made for a decade by black conservatives, is more complicated than the point-counterpoint to which it is often reduced on television. It boils down to the assertion that while racism still exists, it is not what is holding back America's black people. Instead, Mr. Steele asserts, the specter of racism has become a crippling fixation of blacks, a way not just to excuse failures but to avoid dealing with real problems.</w:t>
+        <w:t xml:space="preserve">  The discovery was aided by input from the Smithsonian Institution, the National Park Service, the National Geographic Society and the Slave Wrecks Project, a multinational group researching the slave trade, and comes at a moment when civil rights museums have opened across the South. African-American history is also finding powerful new expression in the National Museum of African American History and Culture, which opened in Washington in 2016.</w:t>
         <w:br/>
-        <w:t>He says this sense of victimization has led blacks to rely on programs like affirmative action that both stem from and perpetuate their sense of being victims. And he says the insistence on black victimization and white guilt sets in motion a never-ending, and ultimately futile, interracial battle in which attaining a moral high ground counts for more than achieving results.</w:t>
+        <w:t xml:space="preserve">  But the news is likely to resonate most forcefully in Africatown, a working-class community of about 2,000 people north of downtown Mobile. It was founded by people who had been transported to Alabama in the Clotilda's hull, and it was a place where African languages were spoken for decades.</w:t>
         <w:br/>
-        <w:t>''This leaves us with an identity that is at war with our best interests, that magnifies our oppression and diminishes our sense of possiblity,'' he wrote in the May issue of Harper's, Expressions of Bitterness Many blacks react angrily to Mr. Steele and his visibility in the mainstream news media. A review of his documentary on Bensonhurst in The Village Voice lambasted what it termed his ''enfeebled and handwringing apologias for the state of American racial discourse.'' Julian Bond, the civil rights figure and former Georgia State Senator, responded to one of Mr. Steele's essays in Harper's by saying it could have been written 30 years ago by Bull Connor or George Wallace.</w:t>
+        <w:t xml:space="preserve">  More recently, the area was hit hard by paper mill closings, but there is a plan to build a welcome center and a museum, largely funded by money from a settlement with the oil giant BP after the Deepwater Horizon oil spill in 2010.</w:t>
         <w:br/>
-        <w:t>Critics say he shows no grasp of the problems of the inner city poor and instead shines a harsh light on elements of the psyches of American blacks without offering solutions other than a vague call for self-help.</w:t>
+        <w:t xml:space="preserve">  Although it was not clear whether any of the wreckage could be restored, Councilman Levon Manzie, who represents the area, said he hoped that the ship, or parts of it, would be prominently displayed in Africatown.</w:t>
         <w:br/>
-        <w:t>''I just think the guy's off the wall, really,'' said Representative John Lewis, a black Democrat from Georgia who is a longtime civil rights leader. ''There are these people, Steele in particular, sitting in their ivory towers far removed from the problems of poor, downtrodden black Americans. He's one of those who feels very comfortable articulating the position that the victim is responsible for his own situation.''</w:t>
+        <w:t xml:space="preserve">  ''We are incredibly proud as a people and as a community that this link to our history has finally been discovered, and uncovered, and hopefully will be fully appreciated,'' Mr. Manzie said Wednesday evening. His dream, he said, was ''to restore it to the degree that's possible and to truly tell this unique American story, this unique Mobile story, in a grand fashion.''</w:t>
         <w:br/>
-        <w:t xml:space="preserve"> </w:t>
+        <w:t xml:space="preserve">  After the Clotilda's arrival in the United States, its captain, William Foster, burned the ship in an effort to conceal evidence of the illegal smuggling trip. The Africans aboard were distributed to slave owners, according to the Alabama Historical Commission.</w:t>
         <w:br/>
-        <w:t>'A Superb Scholar'</w:t>
+        <w:t xml:space="preserve">  After the Civil War, some of the ship's survivors gathered in hopes of returning to Africa, but they were unable to do so. Instead, they founded Africatown.</w:t>
         <w:br/>
-        <w:t>But not all Mr. Steele's approval comes from whites. Although it is hard to find evidence of conservative political strength among blacks, Mr. Steele is only one of a number of black writers and thinkers who in different ways break sharply with the view of race found in the traditional civil rights movement. These include the economists Glenn Loury of Harvard University, Thomas Sowell of the Hoover Institution and Walter Williams of George Mason University; the writer Stanley Crouch, and other academics like Julius Lester of the University of Massachusetts and Anne Wortham of Washington and Lee University.</w:t>
+        <w:t xml:space="preserve">  Stories of the ship and its survivors were passed down from generation to generation, although doubts also lingered given the lack of physical proof.</w:t>
         <w:br/>
-        <w:t>''I think he's a superb scholar, he's thoughtful, he writes well, he's honest, he's a breath of fresh air,'' said Robert Woodson, the director of the National Center for Neighborhood Enterprise in Washington who is black. ''Some of us have been saying the same things for years, and we're just pleased that someone who challenges the traditional wisdom can get a hearing.''</w:t>
+        <w:t xml:space="preserve">  That changed -- or so it seemed -- in January 2018, when Ben Raines, a writer and documentarian who was then a reporter for AL.com, published an article in which he said he had found the remains of a ship that appeared to be the Clotilda.</w:t>
         <w:br/>
-        <w:t>Mr. Steele, who is 44 years old, grew up in the working-class Chicago suburb of Phoenix. His father, a truck driver, and his mother, a social worker, were devoted to the civil rights movement. He attended Coe College in Iowa, where his heroes included Malcolm X. He headed the black student organization at the height of the black power movement.</w:t>
+        <w:t xml:space="preserve">  But that March, experts determined that the ship he had found was too big to be the Clotilda. The stories that followed were not so kind. ''I was devastated,'' said Mr. Raines, the son of Howell Raines, a former executive editor of The New York Times. ''I was sort of this journalistic laughingstock.''</w:t>
         <w:br/>
-        <w:t>But after teaching Afro-American literature at an experimental program for poor blacks in East St. Louis, Ill., he pursued a conventional academic career, eventually getting a Ph.D. in English from the University of Utah and going on to teach at San Jose State.</w:t>
+        <w:t xml:space="preserve">  The younger Mr. Raines persisted, sure that he was on to something. He said he convinced researchers at the University of Southern Mississippi to bring a crew to the area to survey for more shipwrecks. They found many. One initially seemed like a big log pile.</w:t>
         <w:br/>
-        <w:t xml:space="preserve"> </w:t>
+        <w:t xml:space="preserve">  Then Mr. Raines discovered a piece of lumber with square nails in it -- a telltale sign, he said, of 19th-century construction.</w:t>
         <w:br/>
-        <w:t>Dislikes Affirmative Action</w:t>
+        <w:t xml:space="preserve">  ''Guys, we just found a ship from the 1850s,'' he recalled saying at the time.</w:t>
         <w:br/>
-        <w:t>As Mr. Steele tells it, he began writing on race after he was annoyed by a 1986 radio broadcast on the holiday for the Rev. Dr. Martin Luther King Jr. in which a black leader was espousing what Mr. Steele considered the cliches of the civil rights movement.</w:t>
+        <w:t xml:space="preserve">  The experts returned, led by James Delgado, an authority in maritime archaeology. A painstaking act of detective work followed, involving hunts for archived documents, more dives, X-ray fluorescence tests and comparisons of building materials, dimensions and stories.</w:t>
         <w:br/>
-        <w:t>Mr. Steele says he had not read any of the black conservatives when he began writing on race, and he clearly has both similarities and differences with them. He does not hew to a doctrinaire hostility to government programs. He says many of the programs, particularly those that derive from racial preferences, do not work. He says affirmative action, for example, diminishes the achievements of blacks, whose gains are tainted by the appearance of favoritism, and creates resentment among whites.</w:t>
+        <w:t xml:space="preserve">  ''There is nothing definitive in terms of a name on a piece of wood or a bell, so what we had to rely on is a series of pieces of evidence that together would lead you to a conclusion,'' Dr. Delgado said Wednesday.</w:t>
         <w:br/>
-        <w:t>Mr. Steele's writing ventures onto perhaps its most emotionally charged turf when he deals with what he sees as a widespread sense of inadequacy among blacks when they enter the economic and social mainstream. He says that feeling plays out in a number of ways:self-enforced separatism by black students on white campuses; an avoidance of many forms of intellectual and academic competition by blacks who fear it is more dangerous to try and fail than not to try at all.</w:t>
+        <w:t xml:space="preserve">  The pieces started to fall into place. Insurance records said the ship had white oak framing and planking of northern yellow pine. Those materials were found underwater.</w:t>
         <w:br/>
-        <w:t>He said this is a bitter legacy of 350 years of oppression that whites as well as blacks have a responsibility to change. But he said it did blacks no good to ignore their real fears and blame racism for all their failings.</w:t>
+        <w:t xml:space="preserve">  The ship was listed as 86 feet long by 23 feet wide, with a 6-foot-11-inch depth of hold. Those, too, matched the dimensions of the wreck.</w:t>
         <w:br/>
-        <w:t>''Blacks have tremendous possibilities if they know what they're up against'' he said. ''But if you think you're just up against white racism and you're just a total victim of it, then you can't do anything except be mad.'' Too Far Removed?  To his critics, Mr. Steele's message is at best hopelessly oversimplified and at worst deeply harmful. They say it gives whites more reasons not to finance social programs at a time of already scarce resources. Many say Mr. Steele, as a college professor whose wife, Rita, a psychologist, is white, is simply too far removed from the problems faced by most blacks.</w:t>
+        <w:t xml:space="preserve">  Among other things, the researchers found ''deformed, carbonized rounded pieces of wood that come from an intense fire,'' Dr. Delgado said. ''We brought in a forensic fire investigator. It was consistent with a fire that had burned for a while.''</w:t>
         <w:br/>
-        <w:t>Adolph Reed, a black political science professor at Yale University, said Mr. Steele's criticism of affirmative action, for example, made much less sense when applied to programs for working-class blacks.</w:t>
+        <w:t xml:space="preserve">  Many other leads checked out. And though confirmation with complete certainty is impossible, Dr. Delgado said he believes they have come close. His team wrote a report and sent it to six scientists for a peer review.</w:t>
         <w:br/>
-        <w:t>Eddie N. Williams, president of the Joint Center for Political and Economic Studies, a black research organization, said Mr. Steele's apparent indifference to most government programs seemed to deny blacks the government assistance every other group in America has been able to use. He added that the problems of the black poor reflected not the failure of government intervention, but an insufficient moral or financial commitment to make the programs work.</w:t>
+        <w:t xml:space="preserve">  ''All of them, to a one,'' he said, ''concluded that this was likely Clotilda.''</w:t>
         <w:br/>
-        <w:t>Between the two poles are some blacks who say Mr. Steele has some valid viewpoints that are diminished by a racial naivete.</w:t>
+        <w:t xml:space="preserve">  Now the focus will turn to protecting the ship, and deciding whether it can somehow be displayed. More archaeological work is also likely, potentially revealing additional elements of the long-submerged story.</w:t>
         <w:br/>
-        <w:t xml:space="preserve"> </w:t>
+        <w:t xml:space="preserve">  For the moment, Mr. Raines said, he is feeling a good dose of vindication, and joy for Africatown.</w:t>
         <w:br/>
-        <w:t>Points of Agreement</w:t>
+        <w:t xml:space="preserve">  ''This,'' he said, ''tells America their story.''</w:t>
         <w:br/>
-        <w:t>''He's big on personal responsibility; he's right,'' said Cornel West, a religion professor and head of the Afro-American studies program at Princeton University. ''He's big on struggling with the badge of inferiority; he's right. He's big on the impact of the quest for white validation and recognition and the difficulty of achieving that by means of affirmative action; he's right. But he trivializes these very valuable insights when he overlooks the degree to which so much of the responsibility also falls on the side on the white, skewed, limited and usually racist perceptions that dictate the quest for black acceptance.''</w:t>
         <w:br/>
-        <w:t>Still, some critics as well as friends agree that Mr. Steele may contribute something positive if he helps foster a more honest debate on racial issues.</w:t>
-        <w:br/>
-        <w:t>''There's a shrouded quality to our public discourse on racial subjects,'' said Mr. Loury. ''A lot of stuff doesn't get said that people are really thinking. Whites don't want to get called racists. Blacks don't want to be called disloyal. As a result, a genuine critical discourse where a lot of different ideas get put on the table and bandied about never really happens.''</w:t>
-        <w:br/>
-        <w:t>Mr. Steele says he is aware of both the pain his writing evokes and the questions it leaves unanswered.</w:t>
-        <w:br/>
-        <w:t>''James Baldwin used to talk about that a great deal, that one of the real pitfalls of black writers is that they feel they have to speak for all of black America and have all the answers to enormous problems,'' he said.</w:t>
-        <w:br/>
-        <w:t>''I try to avoid that trap. I know I don't have all the answers, but I try to write what I know. Some people say I shine a harsh light on difficult problems. But I never shine a light on anything I haven't experienced or write about fears I don't see in myself first. I'm my own first target. I spill my own blood first.''</w:t>
+        <w:t>https://www.nytimes.com/2019/05/23/us/clotilda-slave-ship-alabama.html</w:t>
         <w:br/>
         <w:br/>
         <w:t>Graphic</w:t>
@@ -125,7 +116,11 @@
         <w:br/>
         <w:t xml:space="preserve"> </w:t>
         <w:br/>
-        <w:t>Photo: Shelby Steele at his home in San Jose, Calif. (Terrence McCarthy for The New York Times)</w:t>
+        <w:t>PHOTOS: Kyle Lent, a marine archaeologist, with a plank believed to be from the Clotilda, the last known slave ship, north of Mobile Bay, Ala. (PHOTOGRAPH BY DANIEL FIORE/SEARCH INC., VIA ASSOCIATED PRESS)</w:t>
+        <w:br/>
+        <w:t>Ben Raines, a writer and documentarian who played a leading role in finding the Clotilda.</w:t>
+        <w:br/>
+        <w:t xml:space="preserve"> Many who arrived on the Clotilda are buried at a cemetery in Africatown, near downtown Mobile. (PHOTOGRAPHS BY EMILY KASK FOR THE NEW YORK TIMES)</w:t>
       </w:r>
     </w:p>
     <w:sectPr>
